--- a/public/templates/offerte/nl-eu.docx
+++ b/public/templates/offerte/nl-eu.docx
@@ -1963,104 +1963,30 @@
       <w:tblPr>
         <w:tblW w:w="8618" w:type="dxa"/>
         <w:tblBorders>
-          <w:top w:val="single" w:sz="4" w:space="0" w:color="auto"/>
-          <w:left w:val="single" w:sz="4" w:space="0" w:color="auto"/>
-          <w:bottom w:val="single" w:sz="4" w:space="0" w:color="auto"/>
-          <w:right w:val="single" w:sz="4" w:space="0" w:color="auto"/>
-          <w:insideH w:val="single" w:sz="4" w:space="0" w:color="auto"/>
-          <w:insideV w:val="single" w:sz="4" w:space="0" w:color="auto"/>
+          <w:top w:val="none" w:sz="0" w:space="0" w:color="auto"/>
+          <w:left w:val="none" w:sz="0" w:space="0" w:color="auto"/>
+          <w:bottom w:val="none" w:sz="0" w:space="0" w:color="auto"/>
+          <w:right w:val="none" w:sz="0" w:space="0" w:color="auto"/>
+          <w:insideH w:val="none" w:sz="0" w:space="0" w:color="auto"/>
+          <w:insideV w:val="none" w:sz="0" w:space="0" w:color="auto"/>
         </w:tblBorders>
+        <w:tblCellMar>
+          <w:top w:w="0" w:type="dxa"/>
+          <w:bottom w:w="0" w:type="dxa"/>
+        </w:tblCellMar>
       </w:tblPr>
       <w:tblGrid>
-        <w:gridCol w:w="4500"/>
-        <w:gridCol w:w="1200"/>
-        <w:gridCol w:w="1200"/>
-        <w:gridCol w:w="1718"/>
+        <w:gridCol w:w="6500"/>
+        <w:gridCol w:w="700"/>
+        <w:gridCol w:w="1418"/>
       </w:tblGrid>
-      <w:tr>
-        <w:tc>
-          <w:tcPr>
-            <w:shd w:val="clear" w:color="auto" w:fill="1F3864"/>
-          </w:tcPr>
-          <w:p>
-            <w:pPr>
-              <w:jc w:val="left"/>
-            </w:pPr>
-            <w:r>
-              <w:rPr>
-                <w:b/>
-                <w:color w:val="FFFFFF"/>
-                <w:sz w:val="18"/>
-              </w:rPr>
-              <w:t>Omschrijving</w:t>
-            </w:r>
-          </w:p>
-        </w:tc>
-        <w:tc>
-          <w:tcPr>
-            <w:shd w:val="clear" w:color="auto" w:fill="1F3864"/>
-          </w:tcPr>
-          <w:p>
-            <w:pPr>
-              <w:jc w:val="center"/>
-            </w:pPr>
-            <w:r>
-              <w:rPr>
-                <w:b/>
-                <w:color w:val="FFFFFF"/>
-                <w:sz w:val="18"/>
-              </w:rPr>
-              <w:t>Hoev.</w:t>
-            </w:r>
-          </w:p>
-        </w:tc>
-        <w:tc>
-          <w:tcPr>
-            <w:shd w:val="clear" w:color="auto" w:fill="1F3864"/>
-          </w:tcPr>
-          <w:p>
-            <w:pPr>
-              <w:jc w:val="center"/>
-            </w:pPr>
-            <w:r>
-              <w:rPr>
-                <w:b/>
-                <w:color w:val="FFFFFF"/>
-                <w:sz w:val="18"/>
-              </w:rPr>
-              <w:t>Eenh.</w:t>
-            </w:r>
-          </w:p>
-        </w:tc>
-        <w:tc>
-          <w:tcPr>
-            <w:shd w:val="clear" w:color="auto" w:fill="1F3864"/>
-          </w:tcPr>
-          <w:p>
-            <w:pPr>
-              <w:jc w:val="right"/>
-            </w:pPr>
-            <w:r>
-              <w:rPr>
-                <w:b/>
-                <w:color w:val="FFFFFF"/>
-                <w:sz w:val="18"/>
-              </w:rPr>
-              <w:t>Verkoopprijs</w:t>
-            </w:r>
-          </w:p>
-        </w:tc>
-      </w:tr>
       <w:tr>
         <w:tc>
           <w:p>
             <w:r>
-              <w:t>{#categorieen}</w:t>
+              <w:t>{{#categorieen}}</w:t>
             </w:r>
           </w:p>
-        </w:tc>
-        <w:tc>
-          <w:p/>
         </w:tc>
         <w:tc>
           <w:p/>
@@ -2071,72 +1997,12 @@
       </w:tr>
       <w:tr>
         <w:tc>
-          <w:tcPr>
-            <w:shd w:val="clear" w:color="auto" w:fill="D6E0EF"/>
-          </w:tcPr>
           <w:p>
             <w:r>
               <w:rPr>
                 <w:b/>
-                <w:sz w:val="18"/>
               </w:rPr>
               <w:t xml:space="preserve">{{naam}}</w:t>
-            </w:r>
-          </w:p>
-        </w:tc>
-        <w:tc>
-          <w:tcPr>
-            <w:shd w:val="clear" w:color="auto" w:fill="D6E0EF"/>
-          </w:tcPr>
-          <w:p/>
-        </w:tc>
-        <w:tc>
-          <w:tcPr>
-            <w:shd w:val="clear" w:color="auto" w:fill="D6E0EF"/>
-          </w:tcPr>
-          <w:p/>
-        </w:tc>
-        <w:tc>
-          <w:tcPr>
-            <w:shd w:val="clear" w:color="auto" w:fill="D6E0EF"/>
-          </w:tcPr>
-          <w:p/>
-        </w:tc>
-      </w:tr>
-      <w:tr>
-        <w:tc>
-          <w:p>
-            <w:r>
-              <w:rPr>
-                <w:sz w:val="18"/>
-              </w:rPr>
-              <w:t xml:space="preserve">{#regels}{{omschrijving}}</w:t>
-            </w:r>
-          </w:p>
-        </w:tc>
-        <w:tc>
-          <w:p>
-            <w:pPr>
-              <w:jc w:val="center"/>
-            </w:pPr>
-            <w:r>
-              <w:rPr>
-                <w:sz w:val="18"/>
-              </w:rPr>
-              <w:t xml:space="preserve">{{hoeveelheid}}</w:t>
-            </w:r>
-          </w:p>
-        </w:tc>
-        <w:tc>
-          <w:p>
-            <w:pPr>
-              <w:jc w:val="center"/>
-            </w:pPr>
-            <w:r>
-              <w:rPr>
-                <w:sz w:val="18"/>
-              </w:rPr>
-              <w:t xml:space="preserve">{{eenheid}}</w:t>
             </w:r>
           </w:p>
         </w:tc>
@@ -2147,44 +2013,13 @@
             </w:pPr>
             <w:r>
               <w:rPr>
-                <w:sz w:val="18"/>
+                <w:b/>
               </w:rPr>
-              <w:t xml:space="preserve">{{verkoopprijs}}{/regels}</w:t>
-            </w:r>
-          </w:p>
-        </w:tc>
-      </w:tr>
-      <w:tr>
-        <w:tc>
-          <w:tcPr>
-            <w:shd w:val="clear" w:color="auto" w:fill="EBF0F8"/>
-          </w:tcPr>
-          <w:p>
-            <w:r>
-              <w:rPr>
-                <w:b/>
-                <w:sz w:val="18"/>
-              </w:rPr>
-              <w:t>Subtotaal categorie</w:t>
+              <w:t>EUR</w:t>
             </w:r>
           </w:p>
         </w:tc>
         <w:tc>
-          <w:tcPr>
-            <w:shd w:val="clear" w:color="auto" w:fill="EBF0F8"/>
-          </w:tcPr>
-          <w:p/>
-        </w:tc>
-        <w:tc>
-          <w:tcPr>
-            <w:shd w:val="clear" w:color="auto" w:fill="EBF0F8"/>
-          </w:tcPr>
-          <w:p/>
-        </w:tc>
-        <w:tc>
-          <w:tcPr>
-            <w:shd w:val="clear" w:color="auto" w:fill="EBF0F8"/>
-          </w:tcPr>
           <w:p>
             <w:pPr>
               <w:jc w:val="right"/>
@@ -2192,7 +2027,6 @@
             <w:r>
               <w:rPr>
                 <w:b/>
-                <w:sz w:val="18"/>
               </w:rPr>
               <w:t xml:space="preserve">{{categorie_totaal}}</w:t>
             </w:r>
@@ -2203,12 +2037,79 @@
         <w:tc>
           <w:p>
             <w:r>
-              <w:t>{/categorieen}</w:t>
+              <w:t xml:space="preserve">{{#regels}}{{hoeveelheid}} x {{omschrijving}}</w:t>
             </w:r>
           </w:p>
         </w:tc>
         <w:tc>
-          <w:p/>
+          <w:p>
+            <w:pPr>
+              <w:jc w:val="right"/>
+            </w:pPr>
+            <w:r>
+              <w:t>EUR</w:t>
+            </w:r>
+          </w:p>
+        </w:tc>
+        <w:tc>
+          <w:p>
+            <w:pPr>
+              <w:jc w:val="right"/>
+            </w:pPr>
+            <w:r>
+              <w:t xml:space="preserve">{{verkoopprijs}}{{/regels}}</w:t>
+            </w:r>
+          </w:p>
+        </w:tc>
+      </w:tr>
+      <w:tr>
+        <w:tc>
+          <w:p>
+            <w:r>
+              <w:rPr>
+                <w:b/>
+                <w:u w:val="single"/>
+              </w:rPr>
+              <w:t xml:space="preserve">Totaal {{naam}}</w:t>
+            </w:r>
+          </w:p>
+        </w:tc>
+        <w:tc>
+          <w:p>
+            <w:pPr>
+              <w:jc w:val="right"/>
+            </w:pPr>
+            <w:r>
+              <w:rPr>
+                <w:b/>
+                <w:u w:val="single"/>
+              </w:rPr>
+              <w:t>EUR</w:t>
+            </w:r>
+          </w:p>
+        </w:tc>
+        <w:tc>
+          <w:p>
+            <w:pPr>
+              <w:jc w:val="right"/>
+            </w:pPr>
+            <w:r>
+              <w:rPr>
+                <w:b/>
+                <w:u w:val="single"/>
+              </w:rPr>
+              <w:t xml:space="preserve">{{categorie_totaal}}</w:t>
+            </w:r>
+          </w:p>
+        </w:tc>
+      </w:tr>
+      <w:tr>
+        <w:tc>
+          <w:p>
+            <w:r>
+              <w:t>{{/categorieen}}</w:t>
+            </w:r>
+          </w:p>
         </w:tc>
         <w:tc>
           <w:p/>
